--- a/mps-nivel-c/oficial/04_registros/FTGASMIG_Governanca-APIs/GASMIG02_Fundacao-Tecnologica/VV-GASMIG02-002_Plano-de-VV-OS002.docx
+++ b/mps-nivel-c/oficial/04_registros/FTGASMIG_Governanca-APIs/GASMIG02_Fundacao-Tecnologica/VV-GASMIG02-002_Plano-de-VV-OS002.docx
@@ -1595,7 +1595,7 @@
                 <w:i w:val="0"/>
                 <w:sz w:val="20"/>
               </w:rPr>
-              <w:t>☐</w:t>
+              <w:t>✅</w:t>
             </w:r>
           </w:p>
         </w:tc>
@@ -1621,7 +1621,7 @@
                 <w:i w:val="0"/>
                 <w:sz w:val="20"/>
               </w:rPr>
-              <w:t>—</w:t>
+              <w:t>Verificado por Cézar Hiraki em 09/06/2026</w:t>
             </w:r>
           </w:p>
         </w:tc>
@@ -1701,7 +1701,7 @@
                 <w:i w:val="0"/>
                 <w:sz w:val="20"/>
               </w:rPr>
-              <w:t>☐</w:t>
+              <w:t>✅</w:t>
             </w:r>
           </w:p>
         </w:tc>
@@ -1726,7 +1726,7 @@
                 <w:i w:val="0"/>
                 <w:sz w:val="20"/>
               </w:rPr>
-              <w:t>—</w:t>
+              <w:t>Verificado por Cézar Hiraki em 09/06/2026</w:t>
             </w:r>
           </w:p>
         </w:tc>
@@ -1809,7 +1809,7 @@
                 <w:i w:val="0"/>
                 <w:sz w:val="20"/>
               </w:rPr>
-              <w:t>☐</w:t>
+              <w:t>✅</w:t>
             </w:r>
           </w:p>
         </w:tc>
@@ -1835,7 +1835,7 @@
                 <w:i w:val="0"/>
                 <w:sz w:val="20"/>
               </w:rPr>
-              <w:t>—</w:t>
+              <w:t>Verificado por Cézar Hiraki em 09/06/2026</w:t>
             </w:r>
           </w:p>
         </w:tc>
@@ -2070,7 +2070,7 @@
                 <w:i w:val="0"/>
                 <w:sz w:val="20"/>
               </w:rPr>
-              <w:t>☐</w:t>
+              <w:t>✅</w:t>
             </w:r>
           </w:p>
         </w:tc>
@@ -2096,7 +2096,7 @@
                 <w:i w:val="0"/>
                 <w:sz w:val="20"/>
               </w:rPr>
-              <w:t>—</w:t>
+              <w:t>Verificado por Cézar Hiraki em 09/06/2026</w:t>
             </w:r>
           </w:p>
         </w:tc>
@@ -2176,7 +2176,7 @@
                 <w:i w:val="0"/>
                 <w:sz w:val="20"/>
               </w:rPr>
-              <w:t>☐</w:t>
+              <w:t>✅</w:t>
             </w:r>
           </w:p>
         </w:tc>
@@ -2201,7 +2201,7 @@
                 <w:i w:val="0"/>
                 <w:sz w:val="20"/>
               </w:rPr>
-              <w:t>—</w:t>
+              <w:t>Verificado por Cézar Hiraki em 09/06/2026</w:t>
             </w:r>
           </w:p>
         </w:tc>
@@ -2284,7 +2284,7 @@
                 <w:i w:val="0"/>
                 <w:sz w:val="20"/>
               </w:rPr>
-              <w:t>☐</w:t>
+              <w:t>✅</w:t>
             </w:r>
           </w:p>
         </w:tc>
@@ -2310,7 +2310,7 @@
                 <w:i w:val="0"/>
                 <w:sz w:val="20"/>
               </w:rPr>
-              <w:t>—</w:t>
+              <w:t>Verificado por Cézar Hiraki em 09/06/2026</w:t>
             </w:r>
           </w:p>
         </w:tc>
@@ -2390,7 +2390,7 @@
                 <w:i w:val="0"/>
                 <w:sz w:val="20"/>
               </w:rPr>
-              <w:t>☐</w:t>
+              <w:t>✅</w:t>
             </w:r>
           </w:p>
         </w:tc>
@@ -2415,7 +2415,7 @@
                 <w:i w:val="0"/>
                 <w:sz w:val="20"/>
               </w:rPr>
-              <w:t>—</w:t>
+              <w:t>Verificado por Cézar Hiraki em 09/06/2026</w:t>
             </w:r>
           </w:p>
         </w:tc>
@@ -2498,7 +2498,7 @@
                 <w:i w:val="0"/>
                 <w:sz w:val="20"/>
               </w:rPr>
-              <w:t>☐</w:t>
+              <w:t>✅</w:t>
             </w:r>
           </w:p>
         </w:tc>
@@ -2524,7 +2524,7 @@
                 <w:i w:val="0"/>
                 <w:sz w:val="20"/>
               </w:rPr>
-              <w:t>—</w:t>
+              <w:t>Verificado por Cézar Hiraki em 09/06/2026</w:t>
             </w:r>
           </w:p>
         </w:tc>
@@ -2759,7 +2759,7 @@
                 <w:i w:val="0"/>
                 <w:sz w:val="20"/>
               </w:rPr>
-              <w:t>☐</w:t>
+              <w:t>✅</w:t>
             </w:r>
           </w:p>
         </w:tc>
@@ -2785,7 +2785,7 @@
                 <w:i w:val="0"/>
                 <w:sz w:val="20"/>
               </w:rPr>
-              <w:t>—</w:t>
+              <w:t>Verificado por Cézar Hiraki em 09/06/2026</w:t>
             </w:r>
           </w:p>
         </w:tc>
@@ -2865,7 +2865,7 @@
                 <w:i w:val="0"/>
                 <w:sz w:val="20"/>
               </w:rPr>
-              <w:t>☐</w:t>
+              <w:t>✅</w:t>
             </w:r>
           </w:p>
         </w:tc>
@@ -2890,7 +2890,7 @@
                 <w:i w:val="0"/>
                 <w:sz w:val="20"/>
               </w:rPr>
-              <w:t>—</w:t>
+              <w:t>Verificado por Cézar Hiraki em 09/06/2026</w:t>
             </w:r>
           </w:p>
         </w:tc>
@@ -2973,7 +2973,7 @@
                 <w:i w:val="0"/>
                 <w:sz w:val="20"/>
               </w:rPr>
-              <w:t>☐</w:t>
+              <w:t>✅</w:t>
             </w:r>
           </w:p>
         </w:tc>
@@ -2999,7 +2999,7 @@
                 <w:i w:val="0"/>
                 <w:sz w:val="20"/>
               </w:rPr>
-              <w:t>—</w:t>
+              <w:t>Verificado por Cézar Hiraki em 09/06/2026</w:t>
             </w:r>
           </w:p>
         </w:tc>
@@ -3253,7 +3253,7 @@
                 <w:i w:val="0"/>
                 <w:sz w:val="20"/>
               </w:rPr>
-              <w:t>☐</w:t>
+              <w:t>✅</w:t>
             </w:r>
           </w:p>
         </w:tc>
@@ -3279,7 +3279,7 @@
                 <w:i w:val="0"/>
                 <w:sz w:val="20"/>
               </w:rPr>
-              <w:t>—</w:t>
+              <w:t>Verificado por Cézar Hiraki em 09/06/2026</w:t>
             </w:r>
           </w:p>
         </w:tc>
@@ -3359,7 +3359,7 @@
                 <w:i w:val="0"/>
                 <w:sz w:val="20"/>
               </w:rPr>
-              <w:t>☐</w:t>
+              <w:t>✅</w:t>
             </w:r>
           </w:p>
         </w:tc>
@@ -3384,7 +3384,7 @@
                 <w:i w:val="0"/>
                 <w:sz w:val="20"/>
               </w:rPr>
-              <w:t>—</w:t>
+              <w:t>Verificado por Cézar Hiraki em 09/06/2026</w:t>
             </w:r>
           </w:p>
         </w:tc>
@@ -3619,7 +3619,7 @@
                 <w:i w:val="0"/>
                 <w:sz w:val="20"/>
               </w:rPr>
-              <w:t>☐</w:t>
+              <w:t>✅</w:t>
             </w:r>
           </w:p>
         </w:tc>
@@ -3645,7 +3645,7 @@
                 <w:i w:val="0"/>
                 <w:sz w:val="20"/>
               </w:rPr>
-              <w:t>—</w:t>
+              <w:t>Verificado por Cézar Hiraki em 09/06/2026</w:t>
             </w:r>
           </w:p>
         </w:tc>
@@ -3725,7 +3725,7 @@
                 <w:i w:val="0"/>
                 <w:sz w:val="20"/>
               </w:rPr>
-              <w:t>☐</w:t>
+              <w:t>✅</w:t>
             </w:r>
           </w:p>
         </w:tc>
@@ -3750,7 +3750,7 @@
                 <w:i w:val="0"/>
                 <w:sz w:val="20"/>
               </w:rPr>
-              <w:t>—</w:t>
+              <w:t>Verificado por Cézar Hiraki em 09/06/2026</w:t>
             </w:r>
           </w:p>
         </w:tc>
@@ -3985,7 +3985,7 @@
                 <w:i w:val="0"/>
                 <w:sz w:val="20"/>
               </w:rPr>
-              <w:t>☐</w:t>
+              <w:t>✅</w:t>
             </w:r>
           </w:p>
         </w:tc>
@@ -4011,7 +4011,7 @@
                 <w:i w:val="0"/>
                 <w:sz w:val="20"/>
               </w:rPr>
-              <w:t>—</w:t>
+              <w:t>Verificado por Cézar Hiraki em 09/06/2026</w:t>
             </w:r>
           </w:p>
         </w:tc>
@@ -4091,7 +4091,7 @@
                 <w:i w:val="0"/>
                 <w:sz w:val="20"/>
               </w:rPr>
-              <w:t>☐</w:t>
+              <w:t>✅</w:t>
             </w:r>
           </w:p>
         </w:tc>
@@ -4116,7 +4116,7 @@
                 <w:i w:val="0"/>
                 <w:sz w:val="20"/>
               </w:rPr>
-              <w:t>—</w:t>
+              <w:t>Verificado por Cézar Hiraki em 09/06/2026</w:t>
             </w:r>
           </w:p>
         </w:tc>
@@ -4199,7 +4199,7 @@
                 <w:i w:val="0"/>
                 <w:sz w:val="20"/>
               </w:rPr>
-              <w:t>☐</w:t>
+              <w:t>✅</w:t>
             </w:r>
           </w:p>
         </w:tc>
@@ -4225,7 +4225,7 @@
                 <w:i w:val="0"/>
                 <w:sz w:val="20"/>
               </w:rPr>
-              <w:t>—</w:t>
+              <w:t>Verificado por Cézar Hiraki em 09/06/2026</w:t>
             </w:r>
           </w:p>
         </w:tc>
@@ -4460,7 +4460,7 @@
                 <w:i w:val="0"/>
                 <w:sz w:val="20"/>
               </w:rPr>
-              <w:t>☐</w:t>
+              <w:t>✅</w:t>
             </w:r>
           </w:p>
         </w:tc>
@@ -4486,7 +4486,7 @@
                 <w:i w:val="0"/>
                 <w:sz w:val="20"/>
               </w:rPr>
-              <w:t>—</w:t>
+              <w:t>Verificado por Cézar Hiraki em 09/06/2026</w:t>
             </w:r>
           </w:p>
         </w:tc>
@@ -4566,7 +4566,7 @@
                 <w:i w:val="0"/>
                 <w:sz w:val="20"/>
               </w:rPr>
-              <w:t>☐</w:t>
+              <w:t>✅</w:t>
             </w:r>
           </w:p>
         </w:tc>
@@ -4591,7 +4591,7 @@
                 <w:i w:val="0"/>
                 <w:sz w:val="20"/>
               </w:rPr>
-              <w:t>—</w:t>
+              <w:t>Verificado por Cézar Hiraki em 09/06/2026</w:t>
             </w:r>
           </w:p>
         </w:tc>
@@ -4674,7 +4674,7 @@
                 <w:i w:val="0"/>
                 <w:sz w:val="20"/>
               </w:rPr>
-              <w:t>☐</w:t>
+              <w:t>✅</w:t>
             </w:r>
           </w:p>
         </w:tc>
@@ -4700,7 +4700,7 @@
                 <w:i w:val="0"/>
                 <w:sz w:val="20"/>
               </w:rPr>
-              <w:t>—</w:t>
+              <w:t>Verificado por Cézar Hiraki em 09/06/2026</w:t>
             </w:r>
           </w:p>
         </w:tc>
@@ -4780,7 +4780,7 @@
                 <w:i w:val="0"/>
                 <w:sz w:val="20"/>
               </w:rPr>
-              <w:t>☐</w:t>
+              <w:t>✅</w:t>
             </w:r>
           </w:p>
         </w:tc>
@@ -4805,7 +4805,7 @@
                 <w:i w:val="0"/>
                 <w:sz w:val="20"/>
               </w:rPr>
-              <w:t>—</w:t>
+              <w:t>Verificado por Cézar Hiraki em 09/06/2026</w:t>
             </w:r>
           </w:p>
         </w:tc>
@@ -5040,7 +5040,7 @@
                 <w:i w:val="0"/>
                 <w:sz w:val="20"/>
               </w:rPr>
-              <w:t>☐</w:t>
+              <w:t>✅</w:t>
             </w:r>
           </w:p>
         </w:tc>
@@ -5066,7 +5066,7 @@
                 <w:i w:val="0"/>
                 <w:sz w:val="20"/>
               </w:rPr>
-              <w:t>—</w:t>
+              <w:t>Verificado por Cézar Hiraki em 09/06/2026</w:t>
             </w:r>
           </w:p>
         </w:tc>
@@ -5146,7 +5146,7 @@
                 <w:i w:val="0"/>
                 <w:sz w:val="20"/>
               </w:rPr>
-              <w:t>☐</w:t>
+              <w:t>✅</w:t>
             </w:r>
           </w:p>
         </w:tc>
@@ -5171,7 +5171,7 @@
                 <w:i w:val="0"/>
                 <w:sz w:val="20"/>
               </w:rPr>
-              <w:t>—</w:t>
+              <w:t>Verificado por Cézar Hiraki em 09/06/2026</w:t>
             </w:r>
           </w:p>
         </w:tc>
@@ -5254,7 +5254,7 @@
                 <w:i w:val="0"/>
                 <w:sz w:val="20"/>
               </w:rPr>
-              <w:t>☐</w:t>
+              <w:t>✅</w:t>
             </w:r>
           </w:p>
         </w:tc>
@@ -5280,7 +5280,7 @@
                 <w:i w:val="0"/>
                 <w:sz w:val="20"/>
               </w:rPr>
-              <w:t>—</w:t>
+              <w:t>Verificado por Cézar Hiraki em 09/06/2026</w:t>
             </w:r>
           </w:p>
         </w:tc>
@@ -5360,7 +5360,7 @@
                 <w:i w:val="0"/>
                 <w:sz w:val="20"/>
               </w:rPr>
-              <w:t>☐</w:t>
+              <w:t>✅</w:t>
             </w:r>
           </w:p>
         </w:tc>
@@ -5385,7 +5385,7 @@
                 <w:i w:val="0"/>
                 <w:sz w:val="20"/>
               </w:rPr>
-              <w:t>—</w:t>
+              <w:t>Verificado por Cézar Hiraki em 09/06/2026</w:t>
             </w:r>
           </w:p>
         </w:tc>
@@ -5620,7 +5620,7 @@
                 <w:i w:val="0"/>
                 <w:sz w:val="20"/>
               </w:rPr>
-              <w:t>☐</w:t>
+              <w:t>✅</w:t>
             </w:r>
           </w:p>
         </w:tc>
@@ -5646,7 +5646,7 @@
                 <w:i w:val="0"/>
                 <w:sz w:val="20"/>
               </w:rPr>
-              <w:t>—</w:t>
+              <w:t>Verificado por Cézar Hiraki em 09/06/2026</w:t>
             </w:r>
           </w:p>
         </w:tc>
@@ -5726,7 +5726,7 @@
                 <w:i w:val="0"/>
                 <w:sz w:val="20"/>
               </w:rPr>
-              <w:t>☐</w:t>
+              <w:t>✅</w:t>
             </w:r>
           </w:p>
         </w:tc>
@@ -5751,7 +5751,7 @@
                 <w:i w:val="0"/>
                 <w:sz w:val="20"/>
               </w:rPr>
-              <w:t>—</w:t>
+              <w:t>Verificado por Cézar Hiraki em 09/06/2026</w:t>
             </w:r>
           </w:p>
         </w:tc>
@@ -6078,6 +6078,112 @@
                 <w:sz w:val="20"/>
               </w:rPr>
               <w:t>Versão inicial</w:t>
+            </w:r>
+          </w:p>
+        </w:tc>
+      </w:tr>
+      <w:tr>
+        <w:trPr>
+          <w:cantSplit w:val="1"/>
+        </w:trPr>
+        <w:tc>
+          <w:tcPr>
+            <w:tcW w:type="dxa" w:w="2225"/>
+            <w:tcMar>
+              <w:top w:w="60" w:type="dxa"/>
+              <w:bottom w:w="60" w:type="dxa"/>
+              <w:left w:w="100" w:type="dxa"/>
+              <w:right w:w="100" w:type="dxa"/>
+            </w:tcMar>
+            <w:shd w:val="clear" w:color="auto" w:fill="F0F4F8"/>
+          </w:tcPr>
+          <w:p>
+            <w:pPr>
+              <w:spacing w:before="40" w:after="40"/>
+            </w:pPr>
+            <w:r>
+              <w:rPr>
+                <w:rFonts w:ascii="Calibri" w:hAnsi="Calibri"/>
+                <w:b/>
+                <w:i w:val="0"/>
+                <w:sz w:val="20"/>
+              </w:rPr>
+              <w:t>1.1</w:t>
+            </w:r>
+          </w:p>
+        </w:tc>
+        <w:tc>
+          <w:tcPr>
+            <w:tcW w:type="dxa" w:w="2225"/>
+            <w:tcMar>
+              <w:top w:w="60" w:type="dxa"/>
+              <w:bottom w:w="60" w:type="dxa"/>
+              <w:left w:w="100" w:type="dxa"/>
+              <w:right w:w="100" w:type="dxa"/>
+            </w:tcMar>
+          </w:tcPr>
+          <w:p>
+            <w:pPr>
+              <w:spacing w:before="40" w:after="40"/>
+            </w:pPr>
+            <w:r>
+              <w:rPr>
+                <w:rFonts w:ascii="Calibri" w:hAnsi="Calibri"/>
+                <w:b w:val="0"/>
+                <w:i w:val="0"/>
+                <w:sz w:val="20"/>
+              </w:rPr>
+              <w:t>10/06/2026</w:t>
+            </w:r>
+          </w:p>
+        </w:tc>
+        <w:tc>
+          <w:tcPr>
+            <w:tcW w:type="dxa" w:w="2225"/>
+            <w:tcMar>
+              <w:top w:w="60" w:type="dxa"/>
+              <w:bottom w:w="60" w:type="dxa"/>
+              <w:left w:w="100" w:type="dxa"/>
+              <w:right w:w="100" w:type="dxa"/>
+            </w:tcMar>
+          </w:tcPr>
+          <w:p>
+            <w:pPr>
+              <w:spacing w:before="40" w:after="40"/>
+            </w:pPr>
+            <w:r>
+              <w:rPr>
+                <w:rFonts w:ascii="Calibri" w:hAnsi="Calibri"/>
+                <w:b w:val="0"/>
+                <w:i w:val="0"/>
+                <w:sz w:val="20"/>
+              </w:rPr>
+              <w:t>Time de Melhoria Contínua</w:t>
+            </w:r>
+          </w:p>
+        </w:tc>
+        <w:tc>
+          <w:tcPr>
+            <w:tcW w:type="dxa" w:w="2225"/>
+            <w:tcMar>
+              <w:top w:w="60" w:type="dxa"/>
+              <w:bottom w:w="60" w:type="dxa"/>
+              <w:left w:w="100" w:type="dxa"/>
+              <w:right w:w="100" w:type="dxa"/>
+            </w:tcMar>
+          </w:tcPr>
+          <w:p>
+            <w:pPr>
+              <w:spacing w:before="40" w:after="40"/>
+            </w:pPr>
+            <w:r>
+              <w:rPr>
+                <w:rFonts w:ascii="Calibri" w:hAnsi="Calibri"/>
+                <w:b w:val="0"/>
+                <w:i w:val="0"/>
+                <w:sz w:val="20"/>
+              </w:rPr>
+              <w:t>Checklist preenchido com resultados da verificação técnica de 09/06/2026 (Cézar Hiraki — 28 itens ✅, 0 não conformidades)</w:t>
             </w:r>
           </w:p>
         </w:tc>
